--- a/CSS/Ejercicios/CSS2-001.docx
+++ b/CSS/Ejercicios/CSS2-001.docx
@@ -424,25 +424,32 @@
             </w:pPr>
             <w:r>
               <w:rPr>
-                <w:rFonts w:eastAsia="メイリオ" w:cs=""/>
-                <w:kern w:val="0"/>
-                <w:sz w:val="22"/>
-                <w:szCs w:val="22"/>
-                <w:lang w:val="es-ES" w:eastAsia="en-US" w:bidi="ar-SA"/>
-              </w:rPr>
-              <w:t>https://</w:t>
-            </w:r>
-            <w:r>
-              <w:rPr>
-                <w:rFonts w:eastAsia="メイリオ" w:cs=""/>
+                <w:rFonts w:eastAsia="メイリオ" w:cs="" w:ascii="Droid Sans Mono;monospace;monospace" w:hAnsi="Droid Sans Mono;monospace;monospace"/>
+                <w:b w:val="false"/>
                 <w:color w:themeColor="background1" w:val="FFFFFF"/>
                 <w:kern w:val="0"/>
                 <w:sz w:val="22"/>
                 <w:szCs w:val="22"/>
                 <w:highlight w:val="lightGray"/>
+                <w:shd w:fill="002B36" w:val="clear"/>
                 <w:lang w:val="es-ES" w:eastAsia="en-US" w:bidi="ar-SA"/>
               </w:rPr>
-              <w:t>XXXX</w:t>
+              <w:t>https://github.com/jmpinero-avante/avante-ifcd0112-20250623/pull/3</w:t>
+            </w:r>
+          </w:p>
+          <w:p>
+            <w:pPr>
+              <w:pStyle w:val="Normal"/>
+              <w:widowControl/>
+              <w:suppressAutoHyphens w:val="true"/>
+              <w:spacing w:lineRule="auto" w:line="240" w:before="0" w:after="0"/>
+              <w:jc w:val="left"/>
+              <w:rPr>
+                <w:lang w:val="es-ES"/>
+              </w:rPr>
+            </w:pPr>
+            <w:r>
+              <w:rPr/>
             </w:r>
           </w:p>
         </w:tc>
@@ -9941,19 +9948,6 @@
     </w:p>
     <w:p>
       <w:pPr>
-        <w:pStyle w:val="respuesta"/>
-        <w:rPr>
-          <w:lang w:val="es-ES"/>
-        </w:rPr>
-      </w:pPr>
-      <w:r>
-        <w:rPr>
-          <w:lang w:val="es-ES"/>
-        </w:rPr>
-      </w:r>
-    </w:p>
-    <w:p>
-      <w:pPr>
         <w:sectPr>
           <w:headerReference w:type="even" r:id="rId6"/>
           <w:headerReference w:type="default" r:id="rId7"/>
@@ -9970,7 +9964,7 @@
           <w:textDirection w:val="lrTb"/>
           <w:docGrid w:type="default" w:linePitch="360" w:charSpace="4096"/>
         </w:sectPr>
-        <w:pStyle w:val="Normal"/>
+        <w:pStyle w:val="respuesta"/>
         <w:rPr>
           <w:lang w:val="es-ES"/>
         </w:rPr>
@@ -16369,7 +16363,7 @@
         <w:rFonts w:eastAsia="メイリオ" w:cs=""/>
         <w:color w:themeColor="accent5" w:val="54849A"/>
       </w:rPr>
-      <w:t>2</w:t>
+      <w:t>18</w:t>
     </w:r>
     <w:r>
       <w:rPr>
